--- a/handover/03-Maintenance-Document.docx
+++ b/handover/03-Maintenance-Document.docx
@@ -38,11 +38,12 @@
           <w:color w:val="6B6455"/>
           <w:sz w:val="20"/>
         </w:rPr>
-        <w:t>Version 2.1 · 13 October 2026 (living document -- updated each iteration) | Team TE38 · BitDance | FIT5120, Monash University</w:t>
+        <w:t>Version 2.2 · 15 October 2026 (living document -- updated each iteration) | Team TE38 · BitDance | FIT5120, Monash University</w:t>
       </w:r>
     </w:p>
     <w:p>
       <w:pPr>
+        <w:keepNext/>
         <w:spacing w:before="280" w:after="120"/>
       </w:pPr>
       <w:r>
@@ -69,6 +70,7 @@
     </w:p>
     <w:p>
       <w:pPr>
+        <w:keepNext/>
         <w:spacing w:before="280" w:after="120"/>
       </w:pPr>
       <w:r>
@@ -105,13 +107,16 @@
             <w:tcW w:type="dxa" w:w="3100"/>
             <w:shd w:val="clear" w:color="auto" w:fill="1F3D7A"/>
             <w:tcMar>
-              <w:top w:w="100" w:type="dxa"/>
-              <w:bottom w:w="100" w:type="dxa"/>
-              <w:start w:w="140" w:type="dxa"/>
-              <w:end w:w="140" w:type="dxa"/>
+              <w:top w:w="60" w:type="dxa"/>
+              <w:bottom w:w="60" w:type="dxa"/>
+              <w:start w:w="120" w:type="dxa"/>
+              <w:end w:w="120" w:type="dxa"/>
             </w:tcMar>
           </w:tcPr>
           <w:p>
+            <w:pPr>
+              <w:spacing w:after="0"/>
+            </w:pPr>
             <w:r>
               <w:rPr>
                 <w:b/>
@@ -128,13 +133,16 @@
             <w:tcW w:type="dxa" w:w="6872"/>
             <w:shd w:val="clear" w:color="auto" w:fill="1F3D7A"/>
             <w:tcMar>
-              <w:top w:w="100" w:type="dxa"/>
-              <w:bottom w:w="100" w:type="dxa"/>
-              <w:start w:w="140" w:type="dxa"/>
-              <w:end w:w="140" w:type="dxa"/>
+              <w:top w:w="60" w:type="dxa"/>
+              <w:bottom w:w="60" w:type="dxa"/>
+              <w:start w:w="120" w:type="dxa"/>
+              <w:end w:w="120" w:type="dxa"/>
             </w:tcMar>
           </w:tcPr>
           <w:p>
+            <w:pPr>
+              <w:spacing w:after="0"/>
+            </w:pPr>
             <w:r>
               <w:rPr>
                 <w:b/>
@@ -153,13 +161,16 @@
             <w:tcW w:type="dxa" w:w="3100"/>
             <w:shd w:val="clear" w:color="auto" w:fill="FFFFFF"/>
             <w:tcMar>
-              <w:top w:w="100" w:type="dxa"/>
-              <w:bottom w:w="100" w:type="dxa"/>
-              <w:start w:w="140" w:type="dxa"/>
-              <w:end w:w="140" w:type="dxa"/>
+              <w:top w:w="60" w:type="dxa"/>
+              <w:bottom w:w="60" w:type="dxa"/>
+              <w:start w:w="120" w:type="dxa"/>
+              <w:end w:w="120" w:type="dxa"/>
             </w:tcMar>
           </w:tcPr>
           <w:p>
+            <w:pPr>
+              <w:spacing w:after="0"/>
+            </w:pPr>
             <w:r>
               <w:rPr>
                 <w:color w:val="201E19"/>
@@ -175,19 +186,22 @@
             <w:tcW w:type="dxa" w:w="6872"/>
             <w:shd w:val="clear" w:color="auto" w:fill="FFFFFF"/>
             <w:tcMar>
-              <w:top w:w="100" w:type="dxa"/>
-              <w:bottom w:w="100" w:type="dxa"/>
-              <w:start w:w="140" w:type="dxa"/>
-              <w:end w:w="140" w:type="dxa"/>
+              <w:top w:w="60" w:type="dxa"/>
+              <w:bottom w:w="60" w:type="dxa"/>
+              <w:start w:w="120" w:type="dxa"/>
+              <w:end w:w="120" w:type="dxa"/>
             </w:tcMar>
           </w:tcPr>
           <w:p>
+            <w:pPr>
+              <w:spacing w:after="0"/>
+            </w:pPr>
             <w:r>
               <w:rPr>
                 <w:color w:val="201E19"/>
                 <w:sz w:val="19"/>
               </w:rPr>
-              <w:t>One component per route: Home, SignLibrary, SignDetail, Scenario list and journey (ScenarioCategoryPage), ToLearn, LearnedSigns, Conversation (Sign Chat).</w:t>
+              <w:t>One component per route: Home, SignLibrary, SignDetail, Scenario list and journey (ScenarioCategoryPage), ToLearn, LearnedSigns (shown as “Learnt”; the route stays /learned), Conversation (Sign Chat).</w:t>
             </w:r>
           </w:p>
         </w:tc>
@@ -199,13 +213,16 @@
             <w:tcW w:type="dxa" w:w="3100"/>
             <w:shd w:val="clear" w:color="auto" w:fill="FFFFFF"/>
             <w:tcMar>
-              <w:top w:w="100" w:type="dxa"/>
-              <w:bottom w:w="100" w:type="dxa"/>
-              <w:start w:w="140" w:type="dxa"/>
-              <w:end w:w="140" w:type="dxa"/>
+              <w:top w:w="60" w:type="dxa"/>
+              <w:bottom w:w="60" w:type="dxa"/>
+              <w:start w:w="120" w:type="dxa"/>
+              <w:end w:w="120" w:type="dxa"/>
             </w:tcMar>
           </w:tcPr>
           <w:p>
+            <w:pPr>
+              <w:spacing w:after="0"/>
+            </w:pPr>
             <w:r>
               <w:rPr>
                 <w:color w:val="201E19"/>
@@ -221,19 +238,22 @@
             <w:tcW w:type="dxa" w:w="6872"/>
             <w:shd w:val="clear" w:color="auto" w:fill="FFFFFF"/>
             <w:tcMar>
-              <w:top w:w="100" w:type="dxa"/>
-              <w:bottom w:w="100" w:type="dxa"/>
-              <w:start w:w="140" w:type="dxa"/>
-              <w:end w:w="140" w:type="dxa"/>
+              <w:top w:w="60" w:type="dxa"/>
+              <w:bottom w:w="60" w:type="dxa"/>
+              <w:start w:w="120" w:type="dxa"/>
+              <w:end w:w="120" w:type="dxa"/>
             </w:tcMar>
           </w:tcPr>
           <w:p>
+            <w:pPr>
+              <w:spacing w:after="0"/>
+            </w:pPr>
             <w:r>
               <w:rPr>
                 <w:color w:val="201E19"/>
                 <w:sz w:val="19"/>
               </w:rPr>
-              <w:t>Shared UI. Key pieces: SmplxAvatar (3D avatar), SignDemonstration (video / 3D avatar tabs), PracticeVerify and SignCaptureModal (webcam capture), GestureSearch (sign-to-search), PersonalizeSessionPanel + PieRatioChart (personalise wizard), SavedSignsPage + TimeGroupedList (To Learn / Learned).</w:t>
+              <w:t>Shared UI. Key pieces: SmplxAvatar (3D avatar), SignDemonstration (video / 3D avatar tabs), PracticeVerify and SignCaptureModal (webcam capture), GestureSearch (sign-to-search), PersonalizeSessionPanel + PieRatioChart (personalise wizard), SavedSignsPage + TimeGroupedList (To Learn / Learnt), ResultCard (sign card with the + / ✓ buttons), BulkActions (the Select signs bar), WordPreviewModal (scenario hover preview).</w:t>
             </w:r>
           </w:p>
         </w:tc>
@@ -245,13 +265,16 @@
             <w:tcW w:type="dxa" w:w="3100"/>
             <w:shd w:val="clear" w:color="auto" w:fill="FFFFFF"/>
             <w:tcMar>
-              <w:top w:w="100" w:type="dxa"/>
-              <w:bottom w:w="100" w:type="dxa"/>
-              <w:start w:w="140" w:type="dxa"/>
-              <w:end w:w="140" w:type="dxa"/>
+              <w:top w:w="60" w:type="dxa"/>
+              <w:bottom w:w="60" w:type="dxa"/>
+              <w:start w:w="120" w:type="dxa"/>
+              <w:end w:w="120" w:type="dxa"/>
             </w:tcMar>
           </w:tcPr>
           <w:p>
+            <w:pPr>
+              <w:spacing w:after="0"/>
+            </w:pPr>
             <w:r>
               <w:rPr>
                 <w:color w:val="201E19"/>
@@ -267,19 +290,22 @@
             <w:tcW w:type="dxa" w:w="6872"/>
             <w:shd w:val="clear" w:color="auto" w:fill="FFFFFF"/>
             <w:tcMar>
-              <w:top w:w="100" w:type="dxa"/>
-              <w:bottom w:w="100" w:type="dxa"/>
-              <w:start w:w="140" w:type="dxa"/>
-              <w:end w:w="140" w:type="dxa"/>
+              <w:top w:w="60" w:type="dxa"/>
+              <w:bottom w:w="60" w:type="dxa"/>
+              <w:start w:w="120" w:type="dxa"/>
+              <w:end w:w="120" w:type="dxa"/>
             </w:tcMar>
           </w:tcPr>
           <w:p>
+            <w:pPr>
+              <w:spacing w:after="0"/>
+            </w:pPr>
             <w:r>
               <w:rPr>
                 <w:color w:val="201E19"/>
                 <w:sz w:val="19"/>
               </w:rPr>
-              <w:t>Typed fetch wrappers: signs.ts (dictionary), recognize.ts (Practice / sign-to-search), signChat.ts (Sign Chat service).</w:t>
+              <w:t>Typed fetch wrappers: signs.ts (dictionary), recognize.ts (Practice / sign-to-search), signChat.ts (Sign Chat service; asks the API for the service's current URL first).</w:t>
             </w:r>
           </w:p>
         </w:tc>
@@ -291,13 +317,68 @@
             <w:tcW w:type="dxa" w:w="3100"/>
             <w:shd w:val="clear" w:color="auto" w:fill="FFFFFF"/>
             <w:tcMar>
-              <w:top w:w="100" w:type="dxa"/>
-              <w:bottom w:w="100" w:type="dxa"/>
-              <w:start w:w="140" w:type="dxa"/>
-              <w:end w:w="140" w:type="dxa"/>
+              <w:top w:w="60" w:type="dxa"/>
+              <w:bottom w:w="60" w:type="dxa"/>
+              <w:start w:w="120" w:type="dxa"/>
+              <w:end w:w="120" w:type="dxa"/>
             </w:tcMar>
           </w:tcPr>
           <w:p>
+            <w:pPr>
+              <w:spacing w:after="0"/>
+            </w:pPr>
+            <w:r>
+              <w:rPr>
+                <w:color w:val="201E19"/>
+                <w:sz w:val="19"/>
+              </w:rPr>
+              <w:t>website/client/src/hooks</w:t>
+            </w:r>
+          </w:p>
+        </w:tc>
+        <w:tc>
+          <w:tcPr>
+            <w:tcW w:type="dxa" w:w="4986"/>
+            <w:tcW w:type="dxa" w:w="6872"/>
+            <w:shd w:val="clear" w:color="auto" w:fill="FFFFFF"/>
+            <w:tcMar>
+              <w:top w:w="60" w:type="dxa"/>
+              <w:bottom w:w="60" w:type="dxa"/>
+              <w:start w:w="120" w:type="dxa"/>
+              <w:end w:w="120" w:type="dxa"/>
+            </w:tcMar>
+          </w:tcPr>
+          <w:p>
+            <w:pPr>
+              <w:spacing w:after="0"/>
+            </w:pPr>
+            <w:r>
+              <w:rPr>
+                <w:color w:val="201E19"/>
+                <w:sz w:val="19"/>
+              </w:rPr>
+              <w:t>useSelection (multi-select state), useHoverPreview, useSignSearch, useTags and other small hooks.</w:t>
+            </w:r>
+          </w:p>
+        </w:tc>
+      </w:tr>
+      <w:tr>
+        <w:tc>
+          <w:tcPr>
+            <w:tcW w:type="dxa" w:w="4986"/>
+            <w:tcW w:type="dxa" w:w="3100"/>
+            <w:shd w:val="clear" w:color="auto" w:fill="FFFFFF"/>
+            <w:tcMar>
+              <w:top w:w="60" w:type="dxa"/>
+              <w:bottom w:w="60" w:type="dxa"/>
+              <w:start w:w="120" w:type="dxa"/>
+              <w:end w:w="120" w:type="dxa"/>
+            </w:tcMar>
+          </w:tcPr>
+          <w:p>
+            <w:pPr>
+              <w:spacing w:after="0"/>
+            </w:pPr>
             <w:r>
               <w:rPr>
                 <w:color w:val="201E19"/>
@@ -313,19 +394,22 @@
             <w:tcW w:type="dxa" w:w="6872"/>
             <w:shd w:val="clear" w:color="auto" w:fill="FFFFFF"/>
             <w:tcMar>
-              <w:top w:w="100" w:type="dxa"/>
-              <w:bottom w:w="100" w:type="dxa"/>
-              <w:start w:w="140" w:type="dxa"/>
-              <w:end w:w="140" w:type="dxa"/>
+              <w:top w:w="60" w:type="dxa"/>
+              <w:bottom w:w="60" w:type="dxa"/>
+              <w:start w:w="120" w:type="dxa"/>
+              <w:end w:w="120" w:type="dxa"/>
             </w:tcMar>
           </w:tcPr>
           <w:p>
+            <w:pPr>
+              <w:spacing w:after="0"/>
+            </w:pPr>
             <w:r>
               <w:rPr>
                 <w:color w:val="201E19"/>
                 <w:sz w:val="19"/>
               </w:rPr>
-              <w:t>landmarks.ts (MediaPipe capture with motion-based auto-stop), smplx.ts (avatar pose format), scenarioCategories.ts (the 34 journeys and their words), pictograms.ts (journey icons), learnedSigns / toLearnSigns / idListStore (localStorage lists).</w:t>
+              <w:t>landmarks.ts (MediaPipe capture with motion-based auto-stop), smplx.ts (avatar pose format), scenarioCategories.ts (the 34 journeys and their words), pictograms.ts (journey icons), learnedSigns / toLearnSigns / idListStore (localStorage lists) and signLists.ts (the rule that a sign is on one list at most).</w:t>
             </w:r>
           </w:p>
         </w:tc>
@@ -337,13 +421,16 @@
             <w:tcW w:type="dxa" w:w="3100"/>
             <w:shd w:val="clear" w:color="auto" w:fill="FFFFFF"/>
             <w:tcMar>
-              <w:top w:w="100" w:type="dxa"/>
-              <w:bottom w:w="100" w:type="dxa"/>
-              <w:start w:w="140" w:type="dxa"/>
-              <w:end w:w="140" w:type="dxa"/>
+              <w:top w:w="60" w:type="dxa"/>
+              <w:bottom w:w="60" w:type="dxa"/>
+              <w:start w:w="120" w:type="dxa"/>
+              <w:end w:w="120" w:type="dxa"/>
             </w:tcMar>
           </w:tcPr>
           <w:p>
+            <w:pPr>
+              <w:spacing w:after="0"/>
+            </w:pPr>
             <w:r>
               <w:rPr>
                 <w:color w:val="201E19"/>
@@ -359,13 +446,16 @@
             <w:tcW w:type="dxa" w:w="6872"/>
             <w:shd w:val="clear" w:color="auto" w:fill="FFFFFF"/>
             <w:tcMar>
-              <w:top w:w="100" w:type="dxa"/>
-              <w:bottom w:w="100" w:type="dxa"/>
-              <w:start w:w="140" w:type="dxa"/>
-              <w:end w:w="140" w:type="dxa"/>
+              <w:top w:w="60" w:type="dxa"/>
+              <w:bottom w:w="60" w:type="dxa"/>
+              <w:start w:w="120" w:type="dxa"/>
+              <w:end w:w="120" w:type="dxa"/>
             </w:tcMar>
           </w:tcPr>
           <w:p>
+            <w:pPr>
+              <w:spacing w:after="0"/>
+            </w:pPr>
             <w:r>
               <w:rPr>
                 <w:color w:val="201E19"/>
@@ -383,13 +473,16 @@
             <w:tcW w:type="dxa" w:w="3100"/>
             <w:shd w:val="clear" w:color="auto" w:fill="FFFFFF"/>
             <w:tcMar>
-              <w:top w:w="100" w:type="dxa"/>
-              <w:bottom w:w="100" w:type="dxa"/>
-              <w:start w:w="140" w:type="dxa"/>
-              <w:end w:w="140" w:type="dxa"/>
+              <w:top w:w="60" w:type="dxa"/>
+              <w:bottom w:w="60" w:type="dxa"/>
+              <w:start w:w="120" w:type="dxa"/>
+              <w:end w:w="120" w:type="dxa"/>
             </w:tcMar>
           </w:tcPr>
           <w:p>
+            <w:pPr>
+              <w:spacing w:after="0"/>
+            </w:pPr>
             <w:r>
               <w:rPr>
                 <w:color w:val="201E19"/>
@@ -405,13 +498,16 @@
             <w:tcW w:type="dxa" w:w="6872"/>
             <w:shd w:val="clear" w:color="auto" w:fill="FFFFFF"/>
             <w:tcMar>
-              <w:top w:w="100" w:type="dxa"/>
-              <w:bottom w:w="100" w:type="dxa"/>
-              <w:start w:w="140" w:type="dxa"/>
-              <w:end w:w="140" w:type="dxa"/>
+              <w:top w:w="60" w:type="dxa"/>
+              <w:bottom w:w="60" w:type="dxa"/>
+              <w:start w:w="120" w:type="dxa"/>
+              <w:end w:w="120" w:type="dxa"/>
             </w:tcMar>
           </w:tcPr>
           <w:p>
+            <w:pPr>
+              <w:spacing w:after="0"/>
+            </w:pPr>
             <w:r>
               <w:rPr>
                 <w:color w:val="201E19"/>
@@ -429,13 +525,16 @@
             <w:tcW w:type="dxa" w:w="3100"/>
             <w:shd w:val="clear" w:color="auto" w:fill="FFFFFF"/>
             <w:tcMar>
-              <w:top w:w="100" w:type="dxa"/>
-              <w:bottom w:w="100" w:type="dxa"/>
-              <w:start w:w="140" w:type="dxa"/>
-              <w:end w:w="140" w:type="dxa"/>
+              <w:top w:w="60" w:type="dxa"/>
+              <w:bottom w:w="60" w:type="dxa"/>
+              <w:start w:w="120" w:type="dxa"/>
+              <w:end w:w="120" w:type="dxa"/>
             </w:tcMar>
           </w:tcPr>
           <w:p>
+            <w:pPr>
+              <w:spacing w:after="0"/>
+            </w:pPr>
             <w:r>
               <w:rPr>
                 <w:color w:val="201E19"/>
@@ -451,13 +550,16 @@
             <w:tcW w:type="dxa" w:w="6872"/>
             <w:shd w:val="clear" w:color="auto" w:fill="FFFFFF"/>
             <w:tcMar>
-              <w:top w:w="100" w:type="dxa"/>
-              <w:bottom w:w="100" w:type="dxa"/>
-              <w:start w:w="140" w:type="dxa"/>
-              <w:end w:w="140" w:type="dxa"/>
+              <w:top w:w="60" w:type="dxa"/>
+              <w:bottom w:w="60" w:type="dxa"/>
+              <w:start w:w="120" w:type="dxa"/>
+              <w:end w:w="120" w:type="dxa"/>
             </w:tcMar>
           </w:tcPr>
           <w:p>
+            <w:pPr>
+              <w:spacing w:after="0"/>
+            </w:pPr>
             <w:r>
               <w:rPr>
                 <w:color w:val="201E19"/>
@@ -475,13 +577,16 @@
             <w:tcW w:type="dxa" w:w="3100"/>
             <w:shd w:val="clear" w:color="auto" w:fill="FFFFFF"/>
             <w:tcMar>
-              <w:top w:w="100" w:type="dxa"/>
-              <w:bottom w:w="100" w:type="dxa"/>
-              <w:start w:w="140" w:type="dxa"/>
-              <w:end w:w="140" w:type="dxa"/>
+              <w:top w:w="60" w:type="dxa"/>
+              <w:bottom w:w="60" w:type="dxa"/>
+              <w:start w:w="120" w:type="dxa"/>
+              <w:end w:w="120" w:type="dxa"/>
             </w:tcMar>
           </w:tcPr>
           <w:p>
+            <w:pPr>
+              <w:spacing w:after="0"/>
+            </w:pPr>
             <w:r>
               <w:rPr>
                 <w:color w:val="201E19"/>
@@ -497,19 +602,22 @@
             <w:tcW w:type="dxa" w:w="6872"/>
             <w:shd w:val="clear" w:color="auto" w:fill="FFFFFF"/>
             <w:tcMar>
-              <w:top w:w="100" w:type="dxa"/>
-              <w:bottom w:w="100" w:type="dxa"/>
-              <w:start w:w="140" w:type="dxa"/>
-              <w:end w:w="140" w:type="dxa"/>
+              <w:top w:w="60" w:type="dxa"/>
+              <w:bottom w:w="60" w:type="dxa"/>
+              <w:start w:w="120" w:type="dxa"/>
+              <w:end w:w="120" w:type="dxa"/>
             </w:tcMar>
           </w:tcPr>
           <w:p>
+            <w:pPr>
+              <w:spacing w:after="0"/>
+            </w:pPr>
             <w:r>
               <w:rPr>
                 <w:color w:val="201E19"/>
                 <w:sz w:val="19"/>
               </w:rPr>
-              <w:t>signs.js (dictionary and avatar poses), recognize.js (Practice and sign-to-search).</w:t>
+              <w:t>signs.js (dictionary and avatar poses), recognize.js (Practice and sign-to-search), signchat.js (stores and serves the Sign Chat URL).</w:t>
             </w:r>
           </w:p>
         </w:tc>
@@ -521,13 +629,16 @@
             <w:tcW w:type="dxa" w:w="3100"/>
             <w:shd w:val="clear" w:color="auto" w:fill="FFFFFF"/>
             <w:tcMar>
-              <w:top w:w="100" w:type="dxa"/>
-              <w:bottom w:w="100" w:type="dxa"/>
-              <w:start w:w="140" w:type="dxa"/>
-              <w:end w:w="140" w:type="dxa"/>
+              <w:top w:w="60" w:type="dxa"/>
+              <w:bottom w:w="60" w:type="dxa"/>
+              <w:start w:w="120" w:type="dxa"/>
+              <w:end w:w="120" w:type="dxa"/>
             </w:tcMar>
           </w:tcPr>
           <w:p>
+            <w:pPr>
+              <w:spacing w:after="0"/>
+            </w:pPr>
             <w:r>
               <w:rPr>
                 <w:color w:val="201E19"/>
@@ -543,13 +654,16 @@
             <w:tcW w:type="dxa" w:w="6872"/>
             <w:shd w:val="clear" w:color="auto" w:fill="FFFFFF"/>
             <w:tcMar>
-              <w:top w:w="100" w:type="dxa"/>
-              <w:bottom w:w="100" w:type="dxa"/>
-              <w:start w:w="140" w:type="dxa"/>
-              <w:end w:w="140" w:type="dxa"/>
+              <w:top w:w="60" w:type="dxa"/>
+              <w:bottom w:w="60" w:type="dxa"/>
+              <w:start w:w="120" w:type="dxa"/>
+              <w:end w:w="120" w:type="dxa"/>
             </w:tcMar>
           </w:tcPr>
           <w:p>
+            <w:pPr>
+              <w:spacing w:after="0"/>
+            </w:pPr>
             <w:r>
               <w:rPr>
                 <w:color w:val="201E19"/>
@@ -567,13 +681,16 @@
             <w:tcW w:type="dxa" w:w="3100"/>
             <w:shd w:val="clear" w:color="auto" w:fill="FFFFFF"/>
             <w:tcMar>
-              <w:top w:w="100" w:type="dxa"/>
-              <w:bottom w:w="100" w:type="dxa"/>
-              <w:start w:w="140" w:type="dxa"/>
-              <w:end w:w="140" w:type="dxa"/>
+              <w:top w:w="60" w:type="dxa"/>
+              <w:bottom w:w="60" w:type="dxa"/>
+              <w:start w:w="120" w:type="dxa"/>
+              <w:end w:w="120" w:type="dxa"/>
             </w:tcMar>
           </w:tcPr>
           <w:p>
+            <w:pPr>
+              <w:spacing w:after="0"/>
+            </w:pPr>
             <w:r>
               <w:rPr>
                 <w:color w:val="201E19"/>
@@ -589,13 +706,16 @@
             <w:tcW w:type="dxa" w:w="6872"/>
             <w:shd w:val="clear" w:color="auto" w:fill="FFFFFF"/>
             <w:tcMar>
-              <w:top w:w="100" w:type="dxa"/>
-              <w:bottom w:w="100" w:type="dxa"/>
-              <w:start w:w="140" w:type="dxa"/>
-              <w:end w:w="140" w:type="dxa"/>
+              <w:top w:w="60" w:type="dxa"/>
+              <w:bottom w:w="60" w:type="dxa"/>
+              <w:start w:w="120" w:type="dxa"/>
+              <w:end w:w="120" w:type="dxa"/>
             </w:tcMar>
           </w:tcPr>
           <w:p>
+            <w:pPr>
+              <w:spacing w:after="0"/>
+            </w:pPr>
             <w:r>
               <w:rPr>
                 <w:color w:val="201E19"/>
@@ -613,13 +733,16 @@
             <w:tcW w:type="dxa" w:w="3100"/>
             <w:shd w:val="clear" w:color="auto" w:fill="FFFFFF"/>
             <w:tcMar>
-              <w:top w:w="100" w:type="dxa"/>
-              <w:bottom w:w="100" w:type="dxa"/>
-              <w:start w:w="140" w:type="dxa"/>
-              <w:end w:w="140" w:type="dxa"/>
+              <w:top w:w="60" w:type="dxa"/>
+              <w:bottom w:w="60" w:type="dxa"/>
+              <w:start w:w="120" w:type="dxa"/>
+              <w:end w:w="120" w:type="dxa"/>
             </w:tcMar>
           </w:tcPr>
           <w:p>
+            <w:pPr>
+              <w:spacing w:after="0"/>
+            </w:pPr>
             <w:r>
               <w:rPr>
                 <w:color w:val="201E19"/>
@@ -635,13 +758,16 @@
             <w:tcW w:type="dxa" w:w="6872"/>
             <w:shd w:val="clear" w:color="auto" w:fill="FFFFFF"/>
             <w:tcMar>
-              <w:top w:w="100" w:type="dxa"/>
-              <w:bottom w:w="100" w:type="dxa"/>
-              <w:start w:w="140" w:type="dxa"/>
-              <w:end w:w="140" w:type="dxa"/>
+              <w:top w:w="60" w:type="dxa"/>
+              <w:bottom w:w="60" w:type="dxa"/>
+              <w:start w:w="120" w:type="dxa"/>
+              <w:end w:w="120" w:type="dxa"/>
             </w:tcMar>
           </w:tcPr>
           <w:p>
+            <w:pPr>
+              <w:spacing w:after="0"/>
+            </w:pPr>
             <w:r>
               <w:rPr>
                 <w:color w:val="201E19"/>
@@ -659,13 +785,16 @@
             <w:tcW w:type="dxa" w:w="3100"/>
             <w:shd w:val="clear" w:color="auto" w:fill="FFFFFF"/>
             <w:tcMar>
-              <w:top w:w="100" w:type="dxa"/>
-              <w:bottom w:w="100" w:type="dxa"/>
-              <w:start w:w="140" w:type="dxa"/>
-              <w:end w:w="140" w:type="dxa"/>
+              <w:top w:w="60" w:type="dxa"/>
+              <w:bottom w:w="60" w:type="dxa"/>
+              <w:start w:w="120" w:type="dxa"/>
+              <w:end w:w="120" w:type="dxa"/>
             </w:tcMar>
           </w:tcPr>
           <w:p>
+            <w:pPr>
+              <w:spacing w:after="0"/>
+            </w:pPr>
             <w:r>
               <w:rPr>
                 <w:color w:val="201E19"/>
@@ -681,13 +810,16 @@
             <w:tcW w:type="dxa" w:w="6872"/>
             <w:shd w:val="clear" w:color="auto" w:fill="FFFFFF"/>
             <w:tcMar>
-              <w:top w:w="100" w:type="dxa"/>
-              <w:bottom w:w="100" w:type="dxa"/>
-              <w:start w:w="140" w:type="dxa"/>
-              <w:end w:w="140" w:type="dxa"/>
+              <w:top w:w="60" w:type="dxa"/>
+              <w:bottom w:w="60" w:type="dxa"/>
+              <w:start w:w="120" w:type="dxa"/>
+              <w:end w:w="120" w:type="dxa"/>
             </w:tcMar>
           </w:tcPr>
           <w:p>
+            <w:pPr>
+              <w:spacing w:after="0"/>
+            </w:pPr>
             <w:r>
               <w:rPr>
                 <w:color w:val="201E19"/>
@@ -705,13 +837,16 @@
             <w:tcW w:type="dxa" w:w="3100"/>
             <w:shd w:val="clear" w:color="auto" w:fill="FFFFFF"/>
             <w:tcMar>
-              <w:top w:w="100" w:type="dxa"/>
-              <w:bottom w:w="100" w:type="dxa"/>
-              <w:start w:w="140" w:type="dxa"/>
-              <w:end w:w="140" w:type="dxa"/>
+              <w:top w:w="60" w:type="dxa"/>
+              <w:bottom w:w="60" w:type="dxa"/>
+              <w:start w:w="120" w:type="dxa"/>
+              <w:end w:w="120" w:type="dxa"/>
             </w:tcMar>
           </w:tcPr>
           <w:p>
+            <w:pPr>
+              <w:spacing w:after="0"/>
+            </w:pPr>
             <w:r>
               <w:rPr>
                 <w:color w:val="201E19"/>
@@ -727,13 +862,16 @@
             <w:tcW w:type="dxa" w:w="6872"/>
             <w:shd w:val="clear" w:color="auto" w:fill="FFFFFF"/>
             <w:tcMar>
-              <w:top w:w="100" w:type="dxa"/>
-              <w:bottom w:w="100" w:type="dxa"/>
-              <w:start w:w="140" w:type="dxa"/>
-              <w:end w:w="140" w:type="dxa"/>
+              <w:top w:w="60" w:type="dxa"/>
+              <w:bottom w:w="60" w:type="dxa"/>
+              <w:start w:w="120" w:type="dxa"/>
+              <w:end w:w="120" w:type="dxa"/>
             </w:tcMar>
           </w:tcPr>
           <w:p>
+            <w:pPr>
+              <w:spacing w:after="0"/>
+            </w:pPr>
             <w:r>
               <w:rPr>
                 <w:color w:val="201E19"/>
@@ -752,6 +890,62 @@
     </w:p>
     <w:p>
       <w:pPr>
+        <w:keepNext/>
+        <w:spacing w:before="80" w:after="40"/>
+        <w:jc w:val="center"/>
+      </w:pPr>
+      <w:r>
+        <w:drawing>
+          <wp:inline xmlns:a="http://schemas.openxmlformats.org/drawingml/2006/main" xmlns:pic="http://schemas.openxmlformats.org/drawingml/2006/picture">
+            <wp:extent cx="5760000" cy="3240000"/>
+            <wp:docPr id="1" name="Picture 1"/>
+            <wp:cNvGraphicFramePr>
+              <a:graphicFrameLocks noChangeAspect="1"/>
+            </wp:cNvGraphicFramePr>
+            <a:graphic>
+              <a:graphicData uri="http://schemas.openxmlformats.org/drawingml/2006/picture">
+                <pic:pic>
+                  <pic:nvPicPr>
+                    <pic:cNvPr id="0" name="image.png"/>
+                    <pic:cNvPicPr/>
+                  </pic:nvPicPr>
+                  <pic:blipFill>
+                    <a:blip r:embed="rId9"/>
+                    <a:stretch>
+                      <a:fillRect/>
+                    </a:stretch>
+                  </pic:blipFill>
+                  <pic:spPr>
+                    <a:xfrm>
+                      <a:off x="0" y="0"/>
+                      <a:ext cx="5760000" cy="3240000"/>
+                    </a:xfrm>
+                    <a:prstGeom prst="rect"/>
+                  </pic:spPr>
+                </pic:pic>
+              </a:graphicData>
+            </a:graphic>
+          </wp:inline>
+        </w:drawing>
+      </w:r>
+    </w:p>
+    <w:p>
+      <w:pPr>
+        <w:spacing w:after="200"/>
+        <w:jc w:val="center"/>
+      </w:pPr>
+      <w:r>
+        <w:rPr>
+          <w:i/>
+          <w:color w:val="6B6455"/>
+          <w:sz w:val="18"/>
+        </w:rPr>
+        <w:t>Figure 1. The deployed system. Section 8 shows how a change reaches production.</w:t>
+      </w:r>
+    </w:p>
+    <w:p>
+      <w:pPr>
+        <w:keepNext/>
         <w:spacing w:before="280" w:after="120"/>
       </w:pPr>
       <w:r>
@@ -765,6 +959,7 @@
     </w:p>
     <w:p>
       <w:pPr>
+        <w:keepNext/>
         <w:spacing w:before="160" w:after="80"/>
       </w:pPr>
       <w:r>
@@ -830,6 +1025,7 @@
     </w:p>
     <w:p>
       <w:pPr>
+        <w:keepNext/>
         <w:spacing w:before="160" w:after="80"/>
       </w:pPr>
       <w:r>
@@ -856,6 +1052,7 @@
     </w:p>
     <w:p>
       <w:pPr>
+        <w:keepNext/>
         <w:spacing w:before="160" w:after="80"/>
       </w:pPr>
       <w:r>
@@ -877,11 +1074,12 @@
           <w:color w:val="201E19"/>
           <w:sz w:val="21"/>
         </w:rPr>
-        <w:t>Add or replace a sign's 3D motion with convert_poses.py and importPoses.js (Support Document, Section 5). The clip must be fitted to the same SMPL-X body the avatar uses (Section 6).</w:t>
+        <w:t>Add or replace a sign's 3D motion with convert_poses.py and importPoses.js (Support Document, Section 6). The clip must be fitted to the same SMPL-X body the avatar uses (Section 6).</w:t>
       </w:r>
     </w:p>
     <w:p>
       <w:pPr>
+        <w:keepNext/>
         <w:spacing w:before="280" w:after="120"/>
       </w:pPr>
       <w:r>
@@ -934,6 +1132,7 @@
     </w:p>
     <w:p>
       <w:pPr>
+        <w:keepNext/>
         <w:spacing w:before="280" w:after="120"/>
       </w:pPr>
       <w:r>
@@ -956,6 +1155,61 @@
           <w:sz w:val="21"/>
         </w:rPr>
         <w:t>MediaPipe Holistic runs in the browser and records 48 landmarks per frame (arms and both hands); the capture stops itself shortly after the hands come to rest. The API turns the landmarks into a fixed 96 × 98 tensor (features.js), runs the encoder (encoder.onnx, 256-dimensional output) and compares the result with the target sign's 12 stored templates by cosine distance.</w:t>
+      </w:r>
+    </w:p>
+    <w:p>
+      <w:pPr>
+        <w:keepNext/>
+        <w:spacing w:before="80" w:after="40"/>
+        <w:jc w:val="center"/>
+      </w:pPr>
+      <w:r>
+        <w:drawing>
+          <wp:inline xmlns:a="http://schemas.openxmlformats.org/drawingml/2006/main" xmlns:pic="http://schemas.openxmlformats.org/drawingml/2006/picture">
+            <wp:extent cx="5760000" cy="1975814"/>
+            <wp:docPr id="2" name="Picture 2"/>
+            <wp:cNvGraphicFramePr>
+              <a:graphicFrameLocks noChangeAspect="1"/>
+            </wp:cNvGraphicFramePr>
+            <a:graphic>
+              <a:graphicData uri="http://schemas.openxmlformats.org/drawingml/2006/picture">
+                <pic:pic>
+                  <pic:nvPicPr>
+                    <pic:cNvPr id="0" name="image.png"/>
+                    <pic:cNvPicPr/>
+                  </pic:nvPicPr>
+                  <pic:blipFill>
+                    <a:blip r:embed="rId10"/>
+                    <a:stretch>
+                      <a:fillRect/>
+                    </a:stretch>
+                  </pic:blipFill>
+                  <pic:spPr>
+                    <a:xfrm>
+                      <a:off x="0" y="0"/>
+                      <a:ext cx="5760000" cy="1975814"/>
+                    </a:xfrm>
+                    <a:prstGeom prst="rect"/>
+                  </pic:spPr>
+                </pic:pic>
+              </a:graphicData>
+            </a:graphic>
+          </wp:inline>
+        </w:drawing>
+      </w:r>
+    </w:p>
+    <w:p>
+      <w:pPr>
+        <w:spacing w:after="200"/>
+        <w:jc w:val="center"/>
+      </w:pPr>
+      <w:r>
+        <w:rPr>
+          <w:i/>
+          <w:color w:val="6B6455"/>
+          <w:sz w:val="18"/>
+        </w:rPr>
+        <w:t>Figure 2. The Practice pipeline, split between the browser and the API.</w:t>
       </w:r>
     </w:p>
     <w:p>
@@ -1025,6 +1279,7 @@
     </w:p>
     <w:p>
       <w:pPr>
+        <w:keepNext/>
         <w:spacing w:before="280" w:after="120"/>
       </w:pPr>
       <w:r>
@@ -1077,6 +1332,7 @@
     </w:p>
     <w:p>
       <w:pPr>
+        <w:keepNext/>
         <w:spacing w:before="280" w:after="120"/>
       </w:pPr>
       <w:r>
@@ -1103,6 +1359,75 @@
     </w:p>
     <w:p>
       <w:pPr>
+        <w:spacing w:after="160"/>
+      </w:pPr>
+      <w:r>
+        <w:rPr>
+          <w:i w:val="0"/>
+          <w:color w:val="201E19"/>
+          <w:sz w:val="21"/>
+        </w:rPr>
+        <w:t>Because Colab gives the service a new URL on every restart, the URL is looked up at run time: notebook section 3 reports it to the API (PUT /api/signchat-url, routes/signchat.js, stored in app_settings), and client/src/api/signChat.ts reads it once per page load (GET), falling back to VITE_SIGNCHAT_API_BASE_URL. A permanent GPU host with a fixed address would make the hand-off unnecessary; it can stay as a fallback.</w:t>
+      </w:r>
+    </w:p>
+    <w:p>
+      <w:pPr>
+        <w:keepNext/>
+        <w:spacing w:before="80" w:after="40"/>
+        <w:jc w:val="center"/>
+      </w:pPr>
+      <w:r>
+        <w:drawing>
+          <wp:inline xmlns:a="http://schemas.openxmlformats.org/drawingml/2006/main" xmlns:pic="http://schemas.openxmlformats.org/drawingml/2006/picture">
+            <wp:extent cx="5760000" cy="3132000"/>
+            <wp:docPr id="3" name="Picture 3"/>
+            <wp:cNvGraphicFramePr>
+              <a:graphicFrameLocks noChangeAspect="1"/>
+            </wp:cNvGraphicFramePr>
+            <a:graphic>
+              <a:graphicData uri="http://schemas.openxmlformats.org/drawingml/2006/picture">
+                <pic:pic>
+                  <pic:nvPicPr>
+                    <pic:cNvPr id="0" name="image.png"/>
+                    <pic:cNvPicPr/>
+                  </pic:nvPicPr>
+                  <pic:blipFill>
+                    <a:blip r:embed="rId11"/>
+                    <a:stretch>
+                      <a:fillRect/>
+                    </a:stretch>
+                  </pic:blipFill>
+                  <pic:spPr>
+                    <a:xfrm>
+                      <a:off x="0" y="0"/>
+                      <a:ext cx="5760000" cy="3132000"/>
+                    </a:xfrm>
+                    <a:prstGeom prst="rect"/>
+                  </pic:spPr>
+                </pic:pic>
+              </a:graphicData>
+            </a:graphic>
+          </wp:inline>
+        </w:drawing>
+      </w:r>
+    </w:p>
+    <w:p>
+      <w:pPr>
+        <w:spacing w:after="200"/>
+        <w:jc w:val="center"/>
+      </w:pPr>
+      <w:r>
+        <w:rPr>
+          <w:i/>
+          <w:color w:val="6B6455"/>
+          <w:sz w:val="18"/>
+        </w:rPr>
+        <w:t>Figure 3. Finding the service, then one conversation turn.</w:t>
+      </w:r>
+    </w:p>
+    <w:p>
+      <w:pPr>
+        <w:keepNext/>
         <w:spacing w:before="280" w:after="120"/>
       </w:pPr>
       <w:r>
@@ -1111,7 +1436,89 @@
           <w:color w:val="1F3D7A"/>
           <w:sz w:val="28"/>
         </w:rPr>
-        <w:t>8. Coding conventions observed</w:t>
+        <w:t>8. Release process</w:t>
+      </w:r>
+    </w:p>
+    <w:p>
+      <w:pPr>
+        <w:spacing w:after="160"/>
+      </w:pPr>
+      <w:r>
+        <w:rPr>
+          <w:i w:val="0"/>
+          <w:color w:val="201E19"/>
+          <w:sz w:val="21"/>
+        </w:rPr>
+        <w:t>Work is committed on develop, fast-forwarded to staging (Vercel builds a preview to check), then merged into master, which deploys the client (Vercel) and the API (Railway) automatically. Before merging to master: npm run build and npm run lint in website/client, npm run test:recognition in website/server, and a quick check of the preview. Never push straight to master.</w:t>
+      </w:r>
+    </w:p>
+    <w:p>
+      <w:pPr>
+        <w:keepNext/>
+        <w:spacing w:before="80" w:after="40"/>
+        <w:jc w:val="center"/>
+      </w:pPr>
+      <w:r>
+        <w:drawing>
+          <wp:inline xmlns:a="http://schemas.openxmlformats.org/drawingml/2006/main" xmlns:pic="http://schemas.openxmlformats.org/drawingml/2006/picture">
+            <wp:extent cx="5760000" cy="1502609"/>
+            <wp:docPr id="4" name="Picture 4"/>
+            <wp:cNvGraphicFramePr>
+              <a:graphicFrameLocks noChangeAspect="1"/>
+            </wp:cNvGraphicFramePr>
+            <a:graphic>
+              <a:graphicData uri="http://schemas.openxmlformats.org/drawingml/2006/picture">
+                <pic:pic>
+                  <pic:nvPicPr>
+                    <pic:cNvPr id="0" name="image.png"/>
+                    <pic:cNvPicPr/>
+                  </pic:nvPicPr>
+                  <pic:blipFill>
+                    <a:blip r:embed="rId12"/>
+                    <a:stretch>
+                      <a:fillRect/>
+                    </a:stretch>
+                  </pic:blipFill>
+                  <pic:spPr>
+                    <a:xfrm>
+                      <a:off x="0" y="0"/>
+                      <a:ext cx="5760000" cy="1502609"/>
+                    </a:xfrm>
+                    <a:prstGeom prst="rect"/>
+                  </pic:spPr>
+                </pic:pic>
+              </a:graphicData>
+            </a:graphic>
+          </wp:inline>
+        </w:drawing>
+      </w:r>
+    </w:p>
+    <w:p>
+      <w:pPr>
+        <w:spacing w:after="200"/>
+        <w:jc w:val="center"/>
+      </w:pPr>
+      <w:r>
+        <w:rPr>
+          <w:i/>
+          <w:color w:val="6B6455"/>
+          <w:sz w:val="18"/>
+        </w:rPr>
+        <w:t>Figure 4. Branches and what each one deploys.</w:t>
+      </w:r>
+    </w:p>
+    <w:p>
+      <w:pPr>
+        <w:keepNext/>
+        <w:spacing w:before="280" w:after="120"/>
+      </w:pPr>
+      <w:r>
+        <w:rPr>
+          <w:b/>
+          <w:color w:val="1F3D7A"/>
+          <w:sz w:val="28"/>
+        </w:rPr>
+        <w:t>9. Coding conventions observed</w:t>
       </w:r>
     </w:p>
     <w:p>
@@ -1181,6 +1588,20 @@
     </w:p>
     <w:p>
       <w:pPr>
+        <w:pStyle w:val="ListBullet"/>
+        <w:spacing w:after="60"/>
+      </w:pPr>
+      <w:r>
+        <w:rPr>
+          <w:color w:val="201E19"/>
+          <w:sz w:val="21"/>
+        </w:rPr>
+        <w:t>Interface wording uses Australian English (“Learnt”, “practise” as the verb); code identifiers keep their original names (learnedSigns, /learned) so saved lists and links keep working.</w:t>
+      </w:r>
+    </w:p>
+    <w:p>
+      <w:pPr>
+        <w:keepNext/>
         <w:spacing w:before="280" w:after="120"/>
       </w:pPr>
       <w:r>
@@ -1189,11 +1610,12 @@
           <w:color w:val="1F3D7A"/>
           <w:sz w:val="28"/>
         </w:rPr>
-        <w:t>9. Standards &amp; compliance</w:t>
+        <w:t>10. Standards &amp; compliance</w:t>
       </w:r>
     </w:p>
     <w:p>
       <w:pPr>
+        <w:keepNext/>
         <w:spacing w:before="160" w:after="80"/>
       </w:pPr>
       <w:r>
@@ -1215,65 +1637,39 @@
           <w:color w:val="201E19"/>
           <w:sz w:val="21"/>
         </w:rPr>
-        <w:t>Every sign record's source field must stay accurate. The licences of all third-party assets are listed in the Product Document, Section 4 -- several are non-commercial, and the SMPL-X model may not be redistributed.</w:t>
+        <w:t>Every sign record's source field must stay accurate. The licences of all third-party assets are listed in the Product Document, Section 4. The restricted ones are Creative Commons 4.0 non-commercial (or equivalent): the product may be used for non-commercial purposes only, and any commercial use needs a separate licence from each rights holder first. The SMPL-X model may not be redistributed, so it is not in the repository's build scripts.</w:t>
       </w:r>
-    </w:p>
-    <w:tbl>
-      <w:tblPr>
-        <w:tblW w:type="auto" w:w="0"/>
-        <w:tblLook w:firstColumn="1" w:firstRow="1" w:lastColumn="0" w:lastRow="0" w:noHBand="0" w:noVBand="1" w:val="04A0"/>
-        <w:tblBorders>
-          <w:top w:val="single" w:sz="4" w:space="0" w:color="E3B8B8"/>
-          <w:left w:val="single" w:sz="4" w:space="0" w:color="E3B8B8"/>
-          <w:bottom w:val="single" w:sz="4" w:space="0" w:color="E3B8B8"/>
-          <w:right w:val="single" w:sz="4" w:space="0" w:color="E3B8B8"/>
-          <w:insideH w:val="single" w:sz="4" w:space="0" w:color="E3B8B8"/>
-          <w:insideV w:val="single" w:sz="4" w:space="0" w:color="E3B8B8"/>
-        </w:tblBorders>
-      </w:tblPr>
-      <w:tblGrid>
-        <w:gridCol w:w="9972"/>
-      </w:tblGrid>
-      <w:tr>
-        <w:tc>
-          <w:tcPr>
-            <w:tcW w:type="dxa" w:w="9972"/>
-            <w:tcW w:type="dxa" w:w="9972"/>
-            <w:shd w:val="clear" w:color="auto" w:fill="FBEFEF"/>
-            <w:tcMar>
-              <w:top w:w="80" w:type="dxa"/>
-              <w:bottom w:w="80" w:type="dxa"/>
-              <w:start w:w="140" w:type="dxa"/>
-              <w:end w:w="140" w:type="dxa"/>
-            </w:tcMar>
-          </w:tcPr>
-          <w:p>
-            <w:r>
-              <w:rPr>
-                <w:b/>
-                <w:color w:val="9C2F2F"/>
-                <w:sz w:val="19"/>
-              </w:rPr>
-              <w:t xml:space="preserve">TEAM TO COMPLETE: </w:t>
-            </w:r>
-            <w:r>
-              <w:rPr>
-                <w:color w:val="9C2F2F"/>
-                <w:sz w:val="19"/>
-              </w:rPr>
-              <w:t>confirm each licence against the sponsor's intended use before any commercial use, including the Avaturn hair.</w:t>
-            </w:r>
-          </w:p>
-        </w:tc>
-      </w:tr>
-    </w:tbl>
-    <w:p>
-      <w:pPr>
-        <w:spacing w:after="80"/>
-      </w:pPr>
     </w:p>
     <w:p>
       <w:pPr>
+        <w:keepNext/>
+        <w:spacing w:before="160" w:after="80"/>
+      </w:pPr>
+      <w:r>
+        <w:rPr>
+          <w:b/>
+          <w:color w:val="201E19"/>
+          <w:sz w:val="23"/>
+        </w:rPr>
+        <w:t>Privacy and security</w:t>
+      </w:r>
+    </w:p>
+    <w:p>
+      <w:pPr>
+        <w:spacing w:after="160"/>
+      </w:pPr>
+      <w:r>
+        <w:rPr>
+          <w:i w:val="0"/>
+          <w:color w:val="201E19"/>
+          <w:sz w:val="21"/>
+        </w:rPr>
+        <w:t>Changes must keep the product within the Australian Privacy Principles (Privacy Act 1988) and the OWASP Top 10 measures mapped in the Support Document, Section 7 -- in particular: no new collection of personal information without a notice, parameterised SQL only, and authentication on any new write endpoint.</w:t>
+      </w:r>
+    </w:p>
+    <w:p>
+      <w:pPr>
+        <w:keepNext/>
         <w:spacing w:before="160" w:after="80"/>
       </w:pPr>
       <w:r>
@@ -1295,7 +1691,7 @@
           <w:color w:val="201E19"/>
           <w:sz w:val="21"/>
         </w:rPr>
-        <w:t>Conformance level: WCAG 2.1 Level AA. Checked on 13 October 2026 with axe-core 4.10.2 (all WCAG 2.0, 2.1 and 2.2 A/AA rules) in Chrome on every page: home, library, sign detail, scenarios, scenario categories, To Learn, Learned and Sign Chat. The demonstration videos have no audio, so captions are not required.</w:t>
+        <w:t>Conformance level: WCAG 2.1 Level AA. Checked on 13 October 2026 with axe-core 4.10.2 (all WCAG 2.0, 2.1 and 2.2 A/AA rules) in Chrome on every page: home, library, sign detail, scenarios, scenario categories, To Learn, Learnt and Sign Chat. The demonstration videos have no audio, so captions are not required.</w:t>
       </w:r>
     </w:p>
     <w:p>
@@ -1313,6 +1709,7 @@
     </w:p>
     <w:p>
       <w:pPr>
+        <w:keepNext/>
         <w:spacing w:before="160" w:after="80"/>
       </w:pPr>
       <w:r>
@@ -1378,6 +1775,7 @@
     </w:p>
     <w:p>
       <w:pPr>
+        <w:keepNext/>
         <w:spacing w:before="280" w:after="120"/>
       </w:pPr>
       <w:r>
@@ -1386,7 +1784,7 @@
           <w:color w:val="1F3D7A"/>
           <w:sz w:val="28"/>
         </w:rPr>
-        <w:t>10. Roadmap / open epics</w:t>
+        <w:t>11. Roadmap / open epics</w:t>
       </w:r>
     </w:p>
     <w:tbl>
@@ -1414,13 +1812,16 @@
             <w:tcW w:type="dxa" w:w="4300"/>
             <w:shd w:val="clear" w:color="auto" w:fill="1F3D7A"/>
             <w:tcMar>
-              <w:top w:w="100" w:type="dxa"/>
-              <w:bottom w:w="100" w:type="dxa"/>
-              <w:start w:w="140" w:type="dxa"/>
-              <w:end w:w="140" w:type="dxa"/>
+              <w:top w:w="60" w:type="dxa"/>
+              <w:bottom w:w="60" w:type="dxa"/>
+              <w:start w:w="120" w:type="dxa"/>
+              <w:end w:w="120" w:type="dxa"/>
             </w:tcMar>
           </w:tcPr>
           <w:p>
+            <w:pPr>
+              <w:spacing w:after="0"/>
+            </w:pPr>
             <w:r>
               <w:rPr>
                 <w:b/>
@@ -1437,13 +1838,16 @@
             <w:tcW w:type="dxa" w:w="5672"/>
             <w:shd w:val="clear" w:color="auto" w:fill="1F3D7A"/>
             <w:tcMar>
-              <w:top w:w="100" w:type="dxa"/>
-              <w:bottom w:w="100" w:type="dxa"/>
-              <w:start w:w="140" w:type="dxa"/>
-              <w:end w:w="140" w:type="dxa"/>
+              <w:top w:w="60" w:type="dxa"/>
+              <w:bottom w:w="60" w:type="dxa"/>
+              <w:start w:w="120" w:type="dxa"/>
+              <w:end w:w="120" w:type="dxa"/>
             </w:tcMar>
           </w:tcPr>
           <w:p>
+            <w:pPr>
+              <w:spacing w:after="0"/>
+            </w:pPr>
             <w:r>
               <w:rPr>
                 <w:b/>
@@ -1462,13 +1866,16 @@
             <w:tcW w:type="dxa" w:w="4300"/>
             <w:shd w:val="clear" w:color="auto" w:fill="FFFFFF"/>
             <w:tcMar>
-              <w:top w:w="100" w:type="dxa"/>
-              <w:bottom w:w="100" w:type="dxa"/>
-              <w:start w:w="140" w:type="dxa"/>
-              <w:end w:w="140" w:type="dxa"/>
+              <w:top w:w="60" w:type="dxa"/>
+              <w:bottom w:w="60" w:type="dxa"/>
+              <w:start w:w="120" w:type="dxa"/>
+              <w:end w:w="120" w:type="dxa"/>
             </w:tcMar>
           </w:tcPr>
           <w:p>
+            <w:pPr>
+              <w:spacing w:after="0"/>
+            </w:pPr>
             <w:r>
               <w:rPr>
                 <w:color w:val="201E19"/>
@@ -1484,13 +1891,16 @@
             <w:tcW w:type="dxa" w:w="5672"/>
             <w:shd w:val="clear" w:color="auto" w:fill="FFFFFF"/>
             <w:tcMar>
-              <w:top w:w="100" w:type="dxa"/>
-              <w:bottom w:w="100" w:type="dxa"/>
-              <w:start w:w="140" w:type="dxa"/>
-              <w:end w:w="140" w:type="dxa"/>
+              <w:top w:w="60" w:type="dxa"/>
+              <w:bottom w:w="60" w:type="dxa"/>
+              <w:start w:w="120" w:type="dxa"/>
+              <w:end w:w="120" w:type="dxa"/>
             </w:tcMar>
           </w:tcPr>
           <w:p>
+            <w:pPr>
+              <w:spacing w:after="0"/>
+            </w:pPr>
             <w:r>
               <w:rPr>
                 <w:color w:val="201E19"/>
@@ -1508,13 +1918,16 @@
             <w:tcW w:type="dxa" w:w="4300"/>
             <w:shd w:val="clear" w:color="auto" w:fill="FFFFFF"/>
             <w:tcMar>
-              <w:top w:w="100" w:type="dxa"/>
-              <w:bottom w:w="100" w:type="dxa"/>
-              <w:start w:w="140" w:type="dxa"/>
-              <w:end w:w="140" w:type="dxa"/>
+              <w:top w:w="60" w:type="dxa"/>
+              <w:bottom w:w="60" w:type="dxa"/>
+              <w:start w:w="120" w:type="dxa"/>
+              <w:end w:w="120" w:type="dxa"/>
             </w:tcMar>
           </w:tcPr>
           <w:p>
+            <w:pPr>
+              <w:spacing w:after="0"/>
+            </w:pPr>
             <w:r>
               <w:rPr>
                 <w:color w:val="201E19"/>
@@ -1530,13 +1943,16 @@
             <w:tcW w:type="dxa" w:w="5672"/>
             <w:shd w:val="clear" w:color="auto" w:fill="FFFFFF"/>
             <w:tcMar>
-              <w:top w:w="100" w:type="dxa"/>
-              <w:bottom w:w="100" w:type="dxa"/>
-              <w:start w:w="140" w:type="dxa"/>
-              <w:end w:w="140" w:type="dxa"/>
+              <w:top w:w="60" w:type="dxa"/>
+              <w:bottom w:w="60" w:type="dxa"/>
+              <w:start w:w="120" w:type="dxa"/>
+              <w:end w:w="120" w:type="dxa"/>
             </w:tcMar>
           </w:tcPr>
           <w:p>
+            <w:pPr>
+              <w:spacing w:after="0"/>
+            </w:pPr>
             <w:r>
               <w:rPr>
                 <w:color w:val="201E19"/>
@@ -1554,13 +1970,16 @@
             <w:tcW w:type="dxa" w:w="4300"/>
             <w:shd w:val="clear" w:color="auto" w:fill="FFFFFF"/>
             <w:tcMar>
-              <w:top w:w="100" w:type="dxa"/>
-              <w:bottom w:w="100" w:type="dxa"/>
-              <w:start w:w="140" w:type="dxa"/>
-              <w:end w:w="140" w:type="dxa"/>
+              <w:top w:w="60" w:type="dxa"/>
+              <w:bottom w:w="60" w:type="dxa"/>
+              <w:start w:w="120" w:type="dxa"/>
+              <w:end w:w="120" w:type="dxa"/>
             </w:tcMar>
           </w:tcPr>
           <w:p>
+            <w:pPr>
+              <w:spacing w:after="0"/>
+            </w:pPr>
             <w:r>
               <w:rPr>
                 <w:color w:val="201E19"/>
@@ -1576,19 +1995,22 @@
             <w:tcW w:type="dxa" w:w="5672"/>
             <w:shd w:val="clear" w:color="auto" w:fill="FFFFFF"/>
             <w:tcMar>
-              <w:top w:w="100" w:type="dxa"/>
-              <w:bottom w:w="100" w:type="dxa"/>
-              <w:start w:w="140" w:type="dxa"/>
-              <w:end w:w="140" w:type="dxa"/>
+              <w:top w:w="60" w:type="dxa"/>
+              <w:bottom w:w="60" w:type="dxa"/>
+              <w:start w:w="120" w:type="dxa"/>
+              <w:end w:w="120" w:type="dxa"/>
             </w:tcMar>
           </w:tcPr>
           <w:p>
+            <w:pPr>
+              <w:spacing w:after="0"/>
+            </w:pPr>
             <w:r>
               <w:rPr>
                 <w:color w:val="201E19"/>
                 <w:sz w:val="19"/>
               </w:rPr>
-              <w:t>Runs from a Colab notebook today, with weights in a team member's Google Drive (Support Document, Section 3). Needs a GPU host with at least 24 GB (e.g. an L4) and a fixed URL.</w:t>
+              <w:t>Runs from a Colab notebook today, with weights in a team member's Google Drive (Support Document, Section 4). Needs a GPU host with at least 24 GB (e.g. an L4) and a fixed URL.</w:t>
             </w:r>
           </w:p>
         </w:tc>
@@ -1600,13 +2022,16 @@
             <w:tcW w:type="dxa" w:w="4300"/>
             <w:shd w:val="clear" w:color="auto" w:fill="FFFFFF"/>
             <w:tcMar>
-              <w:top w:w="100" w:type="dxa"/>
-              <w:bottom w:w="100" w:type="dxa"/>
-              <w:start w:w="140" w:type="dxa"/>
-              <w:end w:w="140" w:type="dxa"/>
+              <w:top w:w="60" w:type="dxa"/>
+              <w:bottom w:w="60" w:type="dxa"/>
+              <w:start w:w="120" w:type="dxa"/>
+              <w:end w:w="120" w:type="dxa"/>
             </w:tcMar>
           </w:tcPr>
           <w:p>
+            <w:pPr>
+              <w:spacing w:after="0"/>
+            </w:pPr>
             <w:r>
               <w:rPr>
                 <w:color w:val="201E19"/>
@@ -1622,13 +2047,16 @@
             <w:tcW w:type="dxa" w:w="5672"/>
             <w:shd w:val="clear" w:color="auto" w:fill="FFFFFF"/>
             <w:tcMar>
-              <w:top w:w="100" w:type="dxa"/>
-              <w:bottom w:w="100" w:type="dxa"/>
-              <w:start w:w="140" w:type="dxa"/>
-              <w:end w:w="140" w:type="dxa"/>
+              <w:top w:w="60" w:type="dxa"/>
+              <w:bottom w:w="60" w:type="dxa"/>
+              <w:start w:w="120" w:type="dxa"/>
+              <w:end w:w="120" w:type="dxa"/>
             </w:tcMar>
           </w:tcPr>
           <w:p>
+            <w:pPr>
+              <w:spacing w:after="0"/>
+            </w:pPr>
             <w:r>
               <w:rPr>
                 <w:color w:val="201E19"/>
@@ -1646,13 +2074,16 @@
             <w:tcW w:type="dxa" w:w="4300"/>
             <w:shd w:val="clear" w:color="auto" w:fill="FFFFFF"/>
             <w:tcMar>
-              <w:top w:w="100" w:type="dxa"/>
-              <w:bottom w:w="100" w:type="dxa"/>
-              <w:start w:w="140" w:type="dxa"/>
-              <w:end w:w="140" w:type="dxa"/>
+              <w:top w:w="60" w:type="dxa"/>
+              <w:bottom w:w="60" w:type="dxa"/>
+              <w:start w:w="120" w:type="dxa"/>
+              <w:end w:w="120" w:type="dxa"/>
             </w:tcMar>
           </w:tcPr>
           <w:p>
+            <w:pPr>
+              <w:spacing w:after="0"/>
+            </w:pPr>
             <w:r>
               <w:rPr>
                 <w:color w:val="201E19"/>
@@ -1668,13 +2099,16 @@
             <w:tcW w:type="dxa" w:w="5672"/>
             <w:shd w:val="clear" w:color="auto" w:fill="FFFFFF"/>
             <w:tcMar>
-              <w:top w:w="100" w:type="dxa"/>
-              <w:bottom w:w="100" w:type="dxa"/>
-              <w:start w:w="140" w:type="dxa"/>
-              <w:end w:w="140" w:type="dxa"/>
+              <w:top w:w="60" w:type="dxa"/>
+              <w:bottom w:w="60" w:type="dxa"/>
+              <w:start w:w="120" w:type="dxa"/>
+              <w:end w:w="120" w:type="dxa"/>
             </w:tcMar>
           </w:tcPr>
           <w:p>
+            <w:pPr>
+              <w:spacing w:after="0"/>
+            </w:pPr>
             <w:r>
               <w:rPr>
                 <w:color w:val="201E19"/>
@@ -1693,6 +2127,7 @@
     </w:p>
     <w:p>
       <w:pPr>
+        <w:keepNext/>
         <w:spacing w:before="280" w:after="120"/>
       </w:pPr>
       <w:r>
@@ -1701,7 +2136,7 @@
           <w:color w:val="1F3D7A"/>
           <w:sz w:val="28"/>
         </w:rPr>
-        <w:t>11. Known technical debt</w:t>
+        <w:t>12. Known technical debt</w:t>
       </w:r>
     </w:p>
     <w:p>
